--- a/hin/docx/39.content.docx
+++ b/hin/docx/39.content.docx
@@ -136,13 +136,6 @@
         <w:rPr>
           <w:lang w:val="hi_IN" w:bidi="hi_IN"/>
         </w:rPr>
-      </w:r>
-      <w:r>
-        <w:rPr>
-          <w:i/>
-          <w:lang w:val="hi_IN" w:bidi="hi_IN"/>
-        </w:rPr>
-        <w:t>मलाकी 1:1, मलाकी 1:2–3, मलाकी 1:4–5, मलाकी 1:6–7, मलाकी 1:8–9, मलाकी 1:10–11, मलाकी 1:13, मलाकी 1:14, मलाकी 2:3–4, मलाकी 2:7, मलाकी 2:8–9, मलाकी 2:10–12, मलाकी 2:14–15, मलाकी 2:15–16, मलाकी 2:17, मलाकी 3:1, मलाकी 3:3, मलाकी 3:4–5, मलाकी 3:6–7, मलाकी 3:7, मलाकी 3:8, मलाकी 3:10–12, मलाकी 3:13–15, मलाकी 3:17, मलाकी 3:17–18, मलाकी 4:1–2, मलाकी 4:2, मलाकी 4:2–3, मलाकी 4:4, मलाकी 4:5–6</w:t>
       </w:r>
       <w:r>
         <w:rPr>

--- a/hin/docx/39.content.docx
+++ b/hin/docx/39.content.docx
@@ -123,19 +123,6 @@
           <w:lang w:val="hi_IN" w:bidi="hi_IN"/>
         </w:rPr>
         <w:t>MAL</w:t>
-      </w:r>
-      <w:r>
-        <w:rPr>
-          <w:lang w:val="hi_IN" w:bidi="hi_IN"/>
-        </w:rPr>
-      </w:r>
-    </w:p>
-    <w:p>
-      <w:pPr/>
-      <w:r>
-        <w:rPr>
-          <w:lang w:val="hi_IN" w:bidi="hi_IN"/>
-        </w:rPr>
       </w:r>
       <w:r>
         <w:rPr>

--- a/hin/docx/39.content.docx
+++ b/hin/docx/39.content.docx
@@ -19,7 +19,7 @@
         <w:rPr>
           <w:lang w:val="hi_IN" w:bidi="hi_IN"/>
         </w:rPr>
-        <w:t>Resource: अनुवाद प्रश्न (unfoldingWord)</w:t>
+        <w:t>Resource: unfoldingWord® Translation Questions</w:t>
       </w:r>
       <w:r>
         <w:rPr>
@@ -85,7 +85,7 @@
         <w:rPr>
           <w:lang w:val="hi_IN" w:bidi="hi_IN"/>
         </w:rPr>
-        <w:t>अनुवाद प्रश्न (unfoldingWord)</w:t>
+        <w:t>unfoldingWord® Translation Questions</w:t>
       </w:r>
     </w:p>
     <w:p>
